--- a/rapports/16_02_2026/BLONDIN/coh_EQ26_sup_121101000004.docx
+++ b/rapports/16_02_2026/BLONDIN/coh_EQ26_sup_121101000004.docx
@@ -25,7 +25,7 @@
         <w:br/>
         <w:t>Grappe: 121101000004</w:t>
         <w:br/>
-        <w:t>Date: 16/02/2026 a 12:40</w:t>
+        <w:t>Date: 16/02/2026 a 12:58</w:t>
       </w:r>
     </w:p>
     <w:p/>

--- a/rapports/16_02_2026/BLONDIN/coh_EQ26_sup_121101000004.docx
+++ b/rapports/16_02_2026/BLONDIN/coh_EQ26_sup_121101000004.docx
@@ -25,7 +25,7 @@
         <w:br/>
         <w:t>Grappe: 121101000004</w:t>
         <w:br/>
-        <w:t>Date: 16/02/2026 a 12:58</w:t>
+        <w:t>Date: 16/02/2026 a 13:05</w:t>
       </w:r>
     </w:p>
     <w:p/>
@@ -919,7 +919,7 @@
         <w:rPr>
           <w:sz w:val="20"/>
         </w:rPr>
-        <w:t>- Attention ! Le prix unitaire d'achat (100 Fcfa) de Soumbala (moutarde africaine) en Sachets (Petit) est relativement élevé par rapport aux autres prix observés dans cette zone. Prière de corriger ou de confirmer avec le QG. Attention ! Le prix unitaire d'achat (25 Fcfa) de Ail en Sachets (Petit) est relativement faible par rapport aux autres prix observés dans cette zone. Prière de corriger ou de confirmer avec le QG. Attention ! Le prix unitaire d'achat (25 Fcfa) de Poivre en Sachets (Petit) est relativement faible par rapport aux autres prix observés dans cette zone. Prière de corriger ou de confirmer avec le QG. Avertissement!! le prix unitaire (150 Fcfa) de Thé en sachet (unité: Sachets) de taille Petit est très faible ou élevé. Prière de corriger ou de confirmer avec le QG. Incohérence!! Dans ce ménage, chaque individus consomme par jour 68.90429 Kg  de cereale; Prière de revoir les quantités prises de ces produits. Incohérence!! Dans ce ménage, chaque individus consomme par jour 68.90429 Kg  de cereale; Prière de revoir les quantités prises de ces produits. Incohérence!! Dans ce ménage, chaque individus consomme par jour 68.90429 Kg  de cereale; Prière de revoir les quantités prises de ces produits.</w:t>
+        <w:t>- Attention ! Le prix unitaire d'achat (100 Fcfa) de Soumbala (moutarde africaine) en Sachets (Petit) est relativement élevé par rapport aux autres prix observés dans cette zone. Prière de corriger ou de confirmer avec le QG. Attention ! Le prix unitaire d'achat (200 Fcfa) de Beurre en Sachets (Petit) est relativement élevé par rapport aux autres prix observés dans cette zone. Prière de corriger ou de confirmer avec le QG. Attention ! Le prix unitaire d'achat (25 Fcfa) de Ail en Sachets (Petit) est relativement faible par rapport aux autres prix observés dans cette zone. Prière de corriger ou de confirmer avec le QG. Attention ! Le prix unitaire d'achat (25 Fcfa) de Autre légumes frais n.d.a. en Pièce (Petit) est relativement faible par rapport aux autres prix observés dans cette zone. Prière de corriger ou de confirmer avec le QG. Attention ! Le prix unitaire d'achat (25 Fcfa) de Poivre en Sachets (Petit) est relativement faible par rapport aux autres prix observés dans cette zone. Prière de corriger ou de confirmer avec le QG. Attention ! Le prix unitaire d'achat (50 Fcfa) de Orange  en Pièce (Petit) est relativement élevé par rapport aux autres prix observés dans cette zone. Prière de corriger ou de confirmer avec le QG. Avertissement!! le prix unitaire (150 Fcfa) de Thé en sachet (unité: Sachets) de taille Petit est très faible ou élevé. Prière de corriger ou de confirmer avec le QG. Incohérence!! Dans ce ménage, chaque individus consomme par jour 129.3981 Kg  de cereale; Prière de revoir les quantités prises de ces produits. Incohérence!! Dans ce ménage, chaque individus consomme par jour 129.3981 Kg  de cereale; Prière de revoir les quantités prises de ces produits. Incohérence!! Dans ce ménage, chaque individus consomme par jour 129.3981 Kg  de cereale; Prière de revoir les quantités prises de ces produits.</w:t>
       </w:r>
     </w:p>
     <w:p>
@@ -1445,7 +1445,7 @@
         <w:rPr>
           <w:sz w:val="20"/>
         </w:rPr>
-        <w:t>- Attention ! Le prix unitaire d'achat (100 Fcfa) de Ail en Sachets (Petit) est relativement élevé par rapport aux autres prix observés dans cette zone. Prière de corriger ou de confirmer avec le QG. Attention ! Le prix unitaire d'achat (100 Fcfa) de Poivre en Sachets (Petit) est relativement élevé par rapport aux autres prix observés dans cette zone. Prière de corriger ou de confirmer avec le QG. Attention ! Le prix unitaire d'achat (100 Fcfa) de Soumbala (moutarde africaine) en Sachets (Petit) est relativement élevé par rapport aux autres prix observés dans cette zone. Prière de corriger ou de confirmer avec le QG. Attention ! Le prix unitaire d'achat (1000 Fcfa) de Lait caillé en Sachets (Moyen) est relativement élevé par rapport aux autres prix observés dans cette zone. Prière de corriger ou de confirmer avec le QG. Avertissement!! le prix unitaire (187.5 Fcfa) de Thé en sachet (unité: Sachets) de taille Petit est très faible ou élevé. Prière de corriger ou de confirmer avec le QG. Avertissement!!! Le ménage a consommé 1 Bidon 20l taille unique de Huile d'arachide raffinée, cette quantité semble anormale pour une consommation des 7 derniers jours, prière de verifier et corriger. Le ménage a consommé 1 Sac (25 Kg) taille unique de Sel, cette quantité semble anormale pour une consommation des 7 derniers jours. prière de verifier et corriger ou confirmer avec le QG. Difficile de consommer le Sel en Sac (25 Kg) taille unique prière de verifier. Le ménage a consommé 1 Sac (50 Kg) taille unique de Riz importé parfumé, cette quantité semble anormale pour une consommation des 7 derniers jours. prière de verifier et corriger ou confirmer avec le QG.</w:t>
+        <w:t>- Attention ! Le prix unitaire d'achat (100 Fcfa) de Ail en Sachets (Petit) est relativement élevé par rapport aux autres prix observés dans cette zone. Prière de corriger ou de confirmer avec le QG. Attention ! Le prix unitaire d'achat (100 Fcfa) de Poivre en Sachets (Petit) est relativement élevé par rapport aux autres prix observés dans cette zone. Prière de corriger ou de confirmer avec le QG. Attention ! Le prix unitaire d'achat (100 Fcfa) de Soumbala (moutarde africaine) en Sachets (Petit) est relativement élevé par rapport aux autres prix observés dans cette zone. Prière de corriger ou de confirmer avec le QG. Attention ! Le prix unitaire d'achat (1000 Fcfa) de Lait caillé en Sachets (Moyen) est relativement élevé par rapport aux autres prix observés dans cette zone. Prière de corriger ou de confirmer avec le QG. Attention ! Le prix unitaire d'achat (3000 Fcfa) de Café moulu en Kg (taille unique) est relativement faible par rapport aux autres prix observés dans cette zone. Prière de corriger ou de confirmer avec le QG. Avertissement!! le prix unitaire (187.5 Fcfa) de Thé en sachet (unité: Sachets) de taille Petit est très faible ou élevé. Prière de corriger ou de confirmer avec le QG. Avertissement!!! Le ménage a consommé 1 Bidon 20l taille unique de Huile d'arachide raffinée, cette quantité semble anormale pour une consommation des 7 derniers jours, prière de verifier et corriger. Le ménage a consommé 1 Sac (25 Kg) taille unique de Sel, cette quantité semble anormale pour une consommation des 7 derniers jours. prière de verifier et corriger ou confirmer avec le QG. Difficile de consommer le Sel en Sac (25 Kg) taille unique prière de verifier. Le ménage a consommé 1 Sac (50 Kg) taille unique de Riz importé parfumé, cette quantité semble anormale pour une consommation des 7 derniers jours. prière de verifier et corriger ou confirmer avec le QG.</w:t>
       </w:r>
     </w:p>
     <w:p>
@@ -2082,7 +2082,7 @@
         <w:rPr>
           <w:sz w:val="20"/>
         </w:rPr>
-        <w:t>- Attention ! Le prix unitaire d'achat (200 Fcfa) de Mâchoiron séchée (Kon) en Tas (Petit) est relativement élevé par rapport aux autres prix observés dans cette zone. Prière de corriger ou de confirmer avec le QG. Attention ! Le prix unitaire d'achat (5000 Fcfa) de Pastèque en Pièce (Grand) est relativement élevé par rapport aux autres prix observés dans cette zone. Prière de corriger ou de confirmer avec le QG. Avertissement!!! Le ménage a consommé 12 Pièce Petit de Caramel, bonbons, confiseries, etc., cette quantité semble anormale pour une consommation des 7 derniers jours.Prière de corriger ou de confirmer avec le QG. Avertissement!!! Le ménage a consommé 2 Paquet Petit de Thé en sachet, cette quantité semble anormale pour une consommation des 7 derniers jours.Prière de corriger ou de confirmer avec le QG. Avertissement!! le prix unitaire (100 Fcfa) de Thé en sachet (unité: Paquet) de taille Petit est très faible ou élevé. Prière de corriger ou de confirmer avec le QG. Incohérence!! Dans ce ménage, chaque individus consomme par jour 18.85417 Kg  de cereale; Prière de revoir les quantités prises de ces produits.</w:t>
+        <w:t>- Attention ! Le prix unitaire d'achat (100 Fcfa) de Arachides pilées en Sachets (Moyen) est relativement faible par rapport aux autres prix observés dans cette zone. Prière de corriger ou de confirmer avec le QG. Attention ! Le prix unitaire d'achat (100 Fcfa) de Huile de palme brute en cup/gobelet (Petit) est relativement faible par rapport aux autres prix observés dans cette zone. Prière de corriger ou de confirmer avec le QG. Attention ! Le prix unitaire d'achat (200 Fcfa) de Mâchoiron séchée (Kon) en Tas (Petit) est relativement élevé par rapport aux autres prix observés dans cette zone. Prière de corriger ou de confirmer avec le QG. Attention ! Le prix unitaire d'achat (50 Fcfa) de Courge en Morceau (Portion) (Moyen) est relativement faible par rapport aux autres prix observés dans cette zone. Prière de corriger ou de confirmer avec le QG. Attention ! Le prix unitaire d'achat (5000 Fcfa) de Pastèque en Pièce (Grand) est relativement élevé par rapport aux autres prix observés dans cette zone. Prière de corriger ou de confirmer avec le QG. Avertissement!!! Le ménage a consommé 12 Pièce Petit de Caramel, bonbons, confiseries, etc., cette quantité semble anormale pour une consommation des 7 derniers jours.Prière de corriger ou de confirmer avec le QG. Avertissement!!! Le ménage a consommé 2 Paquet Petit de Thé en sachet, cette quantité semble anormale pour une consommation des 7 derniers jours.Prière de corriger ou de confirmer avec le QG. Avertissement!! le prix unitaire (100 Fcfa) de Thé en sachet (unité: Paquet) de taille Petit est très faible ou élevé. Prière de corriger ou de confirmer avec le QG. Incohérence!! Dans ce ménage, chaque individus consomme par jour 31.90774 Kg  de cereale; Prière de revoir les quantités prises de ces produits.</w:t>
       </w:r>
     </w:p>
     <w:p>
@@ -2548,7 +2548,7 @@
         </w:rPr>
         <w:t xml:space="preserve">- Avertissement! Veuillez renseigner par oui ou non toutes les modalités de la question s01q47. </w:t>
         <w:br/>
-        <w:t xml:space="preserve">-  Avertissement! Veuillez renseigner par oui ou non toutes les modalités de la question s01q47. </w:t>
+        <w:t xml:space="preserve">-  Avertissement! Veuillez renseigner par oui ou non toutes les modalités de la question s01q47. Attention ! Le montant (4500 Fcfa) dépensé ou reçu en cadeau pour les cartes prépayées, les transferts de crédit et les abonnements de  Yacine Ndiaye est relativement élevé par rapport aux autres montants depansés observés dans cette zone. Prière de corriger ou de confirmer avec le QG. </w:t>
         <w:br/>
         <w:t xml:space="preserve">-  Avertissement! Veuillez renseigner par oui ou non toutes les modalités de la question s01q47. Attention ! Le montant (5000 Fcfa) dépensé ou reçu en cadeau pour les cartes prépayées, les transferts de crédit et les abonnements de  Mor Ndao est relativement élevé par rapport aux autres montants depansés observés dans cette zone. Prière de corriger ou de confirmer avec le QG. </w:t>
         <w:br/>
@@ -2573,11 +2573,11 @@
         <w:rPr>
           <w:sz w:val="20"/>
         </w:rPr>
-        <w:t xml:space="preserve">- Peu probable! Ablaye Ndao  n'arrive pas  à comprendre un petit texte lu dans une langue locale (s02q03). Veuillez corriger ou donner des explications au QG. Dans les milieux urbains c'est peu probable de voir une école dont les élèves ou étudiants ne dépensent pas en frais d'uniformes, prière de verifier pour Ablaye Ndao et corriger ou confirmer avec le QG. Attention ! Le frais de scolarité (12000 Fcfa) de Ablaye Ndao en 3ème année de Secondaire 1 (Moyen) Général est relativement élevé par rapport aux autres frais de scolarités observés dans cette zone. Prière de corriger ou de confirmer avec le QG. </w:t>
+        <w:t xml:space="preserve">- Peu probable! Ablaye Ndao  n'arrive pas  à comprendre un petit texte lu dans une langue locale (s02q03). Veuillez corriger ou donner des explications au QG. Dans les milieux urbains c'est peu probable de voir une école dont les élèves ou étudiants ne dépensent pas en frais d'uniformes, prière de verifier pour Ablaye Ndao et corriger ou confirmer avec le QG. </w:t>
         <w:br/>
         <w:t xml:space="preserve">- Peu probable! Anthia Ndao  n'arrive pas  à comprendre un petit texte lu dans une langue locale (s02q03). Veuillez corriger ou donner des explications au QG. Dans les milieux urbains c'est peu probable de voir une école dont les élèves ou étudiants ne dépensent pas en frais d'uniformes, prière de verifier pour Anthia Ndao et corriger ou confirmer avec le QG. Attention ! Le frais de scolarité (10000 Fcfa) de Anthia Ndao en 2ème année de Primaire est relativement élevé par rapport aux autres frais de scolarités observés dans cette zone. Prière de corriger ou de confirmer avec le QG. </w:t>
         <w:br/>
-        <w:t xml:space="preserve">- Peu probable! Arame  Ndao  n'arrive pas  à comprendre un petit texte lu dans une langue locale (s02q03). Veuillez corriger ou donner des explications au QG. Dans les milieux urbains c'est peu probable de voir une école dont les élèves ou étudiants ne dépensent pas en frais d'uniformes, prière de verifier pour Arame  Ndao et corriger ou confirmer avec le QG. Le montant des autres depenses pour l'année scolaire de Arame  Ndao est faible ou élevé. veuillez, s'il vous plait, confirmer ces informations avec le QG ou apporter les corrections nécessaires. </w:t>
+        <w:t xml:space="preserve">- Peu probable! Arame  Ndao  n'arrive pas  à comprendre un petit texte lu dans une langue locale (s02q03). Veuillez corriger ou donner des explications au QG. Dans les milieux urbains c'est peu probable de voir une école dont les élèves ou étudiants ne dépensent pas en frais d'uniformes, prière de verifier pour Arame  Ndao et corriger ou confirmer avec le QG. Le montant des autres depenses pour l'année scolaire de Arame  Ndao est faible ou élevé. veuillez, s'il vous plait, confirmer ces informations avec le QG ou apporter les corrections nécessaires. Attention ! Le frais de scolarité (10000 Fcfa) de Arame  Ndao en 1ére année de Primaire est relativement élevé par rapport aux autres frais de scolarités observés dans cette zone. Prière de corriger ou de confirmer avec le QG. </w:t>
         <w:br/>
         <w:t xml:space="preserve">- Peu probable! Fatime Ndao  n'arrive pas  à comprendre un petit texte lu dans une langue locale (s02q03). Veuillez corriger ou donner des explications au QG. Dans les milieux urbains c'est peu probable de voir une école dont les élèves ou étudiants ne dépensent pas en frais d'uniformes, prière de verifier pour Fatime Ndao et corriger ou confirmer avec le QG. </w:t>
         <w:br/>
@@ -2587,7 +2587,7 @@
         <w:br/>
         <w:t xml:space="preserve">- Peu probable! Ndeye Aïda Ndao  n'arrive pas  à comprendre un petit texte lu dans une langue locale (s02q03). Veuillez corriger ou donner des explications au QG. Avertissement!!! L'âge de Ndeye Aïda Ndao avec son niveau d'étude (Fondamental 2) semble incoherent, veuillez confirmer cette information avec le QG ou corriger l'incohérence. Dans les milieux urbains c'est peu probable de voir une école dont les élèves ou étudiants ne dépensent pas en frais d'uniformes, prière de verifier pour Ndeye Aïda Ndao et corriger ou confirmer avec le QG. </w:t>
         <w:br/>
-        <w:t xml:space="preserve">- Peu probable! Rama Ndao  n'arrive pas  à comprendre un petit texte lu dans une langue locale (s02q03). Veuillez corriger ou donner des explications au QG. Dans les milieux urbains c'est peu probable de voir une école dont les élèves ou étudiants ne dépensent pas en frais d'uniformes, prière de verifier pour Rama Ndao et corriger ou confirmer avec le QG. </w:t>
+        <w:t xml:space="preserve">- Peu probable! Rama Ndao  n'arrive pas  à comprendre un petit texte lu dans une langue locale (s02q03). Veuillez corriger ou donner des explications au QG. Dans les milieux urbains c'est peu probable de voir une école dont les élèves ou étudiants ne dépensent pas en frais d'uniformes, prière de verifier pour Rama Ndao et corriger ou confirmer avec le QG. Attention ! Le frais de scolarité (15000 Fcfa) de Rama Ndao en 1ére année de Primaire est relativement élevé par rapport aux autres frais de scolarités observés dans cette zone. Prière de corriger ou de confirmer avec le QG. </w:t>
         <w:br/>
         <w:t xml:space="preserve">- Peu probable! Seynebou Ndao  n'arrive pas  à comprendre un petit texte lu dans une langue locale (s02q03). Veuillez corriger ou donner des explications au QG. Avertissement!! Seynebou Ndao qui sait écrire en français doit pouvoir lire en français. </w:t>
         <w:br/>
@@ -2637,7 +2637,7 @@
         <w:rPr>
           <w:sz w:val="20"/>
         </w:rPr>
-        <w:t>- Attention ! Le prix unitaire d'achat (100 Fcfa) de Biscuits en Sachets industriel (Petit) est relativement élevé par rapport aux autres prix observés dans cette zone. Prière de corriger ou de confirmer avec le QG. Attention ! Le prix unitaire d'achat (100 Fcfa) de Pain moderne (Baguette) en miche (Moyen) est relativement faible par rapport aux autres prix observés dans cette zone. Prière de corriger ou de confirmer avec le QG. Attention ! Le prix unitaire d'achat (50 Fcfa) de Feuilles de  Haricot en Tas (Moyen) est relativement faible par rapport aux autres prix observés dans cette zone. Prière de corriger ou de confirmer avec le QG. Attention ! Le prix unitaire d'achat (50 Fcfa) de Feuilles de patate en Sachets (Moyen) est relativement faible par rapport aux autres prix observés dans cette zone. Prière de corriger ou de confirmer avec le QG. Attention ! Le prix unitaire d'achat (50 Fcfa) de Niébé/Haricots secs en Sachets (Moyen) est relativement faible par rapport aux autres prix observés dans cette zone. Prière de corriger ou de confirmer avec le QG. Attention ! Le prix unitaire d'achat (66.66666 Fcfa) de Choux en Pièce (Moyen) est relativement faible par rapport aux autres prix observés dans cette zone. Prière de corriger ou de confirmer avec le QG. Attention ! Le prix unitaire d'achat (75 Fcfa) de Autre légumes frais n.d.a. en Pièce (Moyen) est relativement faible par rapport aux autres prix observés dans cette zone. Prière de corriger ou de confirmer avec le QG. Avertissement!! le prix unitaire (100 Fcfa) de Thé en sachet (unité: Sachets) de taille Petit est très faible ou élevé. Prière de corriger ou de confirmer avec le QG. Avertissement!!! Le ménage a consommé 1 Bidon 20l taille unique de Huile d'arachide raffinée, cette quantité semble anormale pour une consommation des 7 derniers jours, prière de verifier et corriger. Le ménage a consommé 1 Sac (25 Kg) taille unique de Sel, cette quantité semble anormale pour une consommation des 7 derniers jours. prière de verifier et corriger ou confirmer avec le QG. Difficile de consommer le Sel en Sac (25 Kg) taille unique prière de verifier. Le ménage a consommé 1 Sac (50 Kg) taille unique de Maïs en grain, cette quantité semble anormale pour une consommation des 7 derniers jours. prière de verifier et corriger ou confirmer avec le QG. Le ménage a consommé 1 Sac (50 Kg) taille unique de Mil, cette quantité semble anormale pour une consommation des 7 derniers jours. prière de verifier et corriger ou confirmer avec le QG. Le ménage a consommé 1 Sac (50 Kg) taille unique de Riz brisé importé, cette quantité semble anormale pour une consommation des 7 derniers jours. prière de verifier et corriger ou confirmer avec le QG.</w:t>
+        <w:t>- Attention ! Le prix unitaire d'achat (100 Fcfa) de Biscuits en Sachets industriel (Petit) est relativement élevé par rapport aux autres prix observés dans cette zone. Prière de corriger ou de confirmer avec le QG. Attention ! Le prix unitaire d'achat (100 Fcfa) de Pain moderne (Baguette) en miche (Moyen) est relativement faible par rapport aux autres prix observés dans cette zone. Prière de corriger ou de confirmer avec le QG. Attention ! Le prix unitaire d'achat (1000 Fcfa) de Capitaine frais en Pièce (Moyen) est relativement élevé par rapport aux autres prix observés dans cette zone. Prière de corriger ou de confirmer avec le QG. Attention ! Le prix unitaire d'achat (3800 Fcfa) de Café moulu en Kg (taille unique) est relativement faible par rapport aux autres prix observés dans cette zone. Prière de corriger ou de confirmer avec le QG. Attention ! Le prix unitaire d'achat (50 Fcfa) de Feuilles de  Haricot en Tas (Moyen) est relativement faible par rapport aux autres prix observés dans cette zone. Prière de corriger ou de confirmer avec le QG. Attention ! Le prix unitaire d'achat (50 Fcfa) de Feuilles de patate en Sachets (Moyen) est relativement faible par rapport aux autres prix observés dans cette zone. Prière de corriger ou de confirmer avec le QG. Attention ! Le prix unitaire d'achat (50 Fcfa) de Niébé/Haricots secs en Sachets (Moyen) est relativement faible par rapport aux autres prix observés dans cette zone. Prière de corriger ou de confirmer avec le QG. Attention ! Le prix unitaire d'achat (66.66666 Fcfa) de Choux en Pièce (Moyen) est relativement faible par rapport aux autres prix observés dans cette zone. Prière de corriger ou de confirmer avec le QG. Attention ! Le prix unitaire d'achat (75 Fcfa) de Autre légumes frais n.d.a. en Pièce (Moyen) est relativement faible par rapport aux autres prix observés dans cette zone. Prière de corriger ou de confirmer avec le QG. Avertissement!! le prix unitaire (100 Fcfa) de Thé en sachet (unité: Sachets) de taille Petit est très faible ou élevé. Prière de corriger ou de confirmer avec le QG. Avertissement!!! Le ménage a consommé 1 Bidon 20l taille unique de Huile d'arachide raffinée, cette quantité semble anormale pour une consommation des 7 derniers jours, prière de verifier et corriger. Le ménage a consommé 1 Sac (25 Kg) taille unique de Sel, cette quantité semble anormale pour une consommation des 7 derniers jours. prière de verifier et corriger ou confirmer avec le QG. Difficile de consommer le Sel en Sac (25 Kg) taille unique prière de verifier. Le ménage a consommé 1 Sac (50 Kg) taille unique de Maïs en grain, cette quantité semble anormale pour une consommation des 7 derniers jours. prière de verifier et corriger ou confirmer avec le QG. Le ménage a consommé 1 Sac (50 Kg) taille unique de Mil, cette quantité semble anormale pour une consommation des 7 derniers jours. prière de verifier et corriger ou confirmer avec le QG. Le ménage a consommé 1 Sac (50 Kg) taille unique de Riz brisé importé, cette quantité semble anormale pour une consommation des 7 derniers jours. prière de verifier et corriger ou confirmer avec le QG.</w:t>
       </w:r>
     </w:p>
     <w:p>
@@ -3183,13 +3183,13 @@
         <w:br/>
         <w:t xml:space="preserve">- Peu probable! Assanatou Diallo  n'arrive pas  à comprendre un petit texte lu dans une langue locale (s02q03). Veuillez corriger ou donner des explications au QG. Peu probable! Assanatou Diallo  ne sait ni lire, ni écrire, ni comprendre dans aucune des langues  (s02q01,s02q02,s02q03). Veuillez corriger ou donner des explications au QG. </w:t>
         <w:br/>
-        <w:t xml:space="preserve">- Peu probable! Assanatou ba  n'arrive pas  à comprendre un petit texte lu dans une langue locale (s02q03). Veuillez corriger ou donner des explications au QG. Avertissement!!! L'âge de Assanatou ba avec son niveau d'étude (Fondamental 2) semble incoherent, veuillez confirmer cette information avec le QG ou corriger l'incohérence.  Incohérence ! seulement les écoles gouvermentales paient les cotisations (Gouvernement, communauté, ONG ou organisation humanitaire). veuillez, s'il vous plait, confirmer cette information de Assanatou ba avec le QG ou apporter les corrections nécessaires. Attention ! Le frais de scolarité (150000 Fcfa) de Assanatou ba en 4ème année de Secondaire 1 (Moyen) Général est relativement élevé par rapport aux autres frais de scolarités observés dans cette zone. Prière de corriger ou de confirmer avec le QG. </w:t>
+        <w:t xml:space="preserve">- Peu probable! Assanatou ba  n'arrive pas  à comprendre un petit texte lu dans une langue locale (s02q03). Veuillez corriger ou donner des explications au QG.  Incohérence ! seulement les écoles gouvermentales paient les cotisations (Gouvernement, communauté, ONG ou organisation humanitaire). veuillez, s'il vous plait, confirmer cette information de Assanatou ba avec le QG ou apporter les corrections nécessaires. Attention ! Le frais de scolarité (150000 Fcfa) de Assanatou ba en 2ème année de Secondaire 2 Général est relativement élevé par rapport aux autres frais de scolarités observés dans cette zone. Prière de corriger ou de confirmer avec le QG. </w:t>
         <w:br/>
         <w:t xml:space="preserve">- Peu probable! Babacar diallo  n'arrive pas  à comprendre un petit texte lu dans une langue locale (s02q03). Veuillez corriger ou donner des explications au QG. </w:t>
         <w:br/>
         <w:t xml:space="preserve">- Peu probable! Demba diallo  n'arrive pas  à comprendre un petit texte lu dans une langue locale (s02q03). Veuillez corriger ou donner des explications au QG. </w:t>
         <w:br/>
-        <w:t xml:space="preserve">- Peu probable! Diouldé diallo  n'arrive pas  à comprendre un petit texte lu dans une langue locale (s02q03). Veuillez corriger ou donner des explications au QG. Dans les milieux urbains c'est peu probable de voir une école dont les élèves ou étudiants ne dépensent pas en frais d'uniformes, prière de verifier pour Diouldé diallo et corriger ou confirmer avec le QG. </w:t>
+        <w:t xml:space="preserve">- Peu probable! Diouldé diallo  n'arrive pas  à comprendre un petit texte lu dans une langue locale (s02q03). Veuillez corriger ou donner des explications au QG. Dans les milieux urbains c'est peu probable de voir une école dont les élèves ou étudiants ne dépensent pas en frais d'uniformes, prière de verifier pour Diouldé diallo et corriger ou confirmer avec le QG. Le montant des frais de cantines ou de restauration pour l'année scolaire de Diouldé diallo est faible ou élevé. veuillez, s'il vous plait, confirmer ces informations avec le QG ou apporter les corrections nécessaires. </w:t>
         <w:br/>
         <w:t xml:space="preserve">- Peu probable! Fatmata ba  n'arrive pas  à comprendre un petit texte lu dans une langue locale (s02q03). Veuillez corriger ou donner des explications au QG. Dans les milieux urbains c'est peu probable de voir une école dont les élèves ou étudiants ne dépensent pas en frais d'uniformes, prière de verifier pour Fatmata ba et corriger ou confirmer avec le QG. </w:t>
         <w:br/>
@@ -3213,7 +3213,7 @@
         <w:br/>
         <w:t xml:space="preserve">- Peu probable! Yacine diallo  n'arrive pas  à comprendre un petit texte lu dans une langue locale (s02q03). Veuillez corriger ou donner des explications au QG. </w:t>
         <w:br/>
-        <w:t>- Peu probable! fatoumata Diallo n2  n'arrive pas  à comprendre un petit texte lu dans une langue locale (s02q03). Veuillez corriger ou donner des explications au QG. Dans les milieux urbains c'est peu probable de voir une école dont les élèves ou étudiants ne dépensent pas en frais d'uniformes, prière de verifier pour fatoumata Diallo n2 et corriger ou confirmer avec le QG.</w:t>
+        <w:t>- Peu probable! fatoumata Diallo n2  n'arrive pas  à comprendre un petit texte lu dans une langue locale (s02q03). Veuillez corriger ou donner des explications au QG. Dans les milieux urbains c'est peu probable de voir une école dont les élèves ou étudiants ne dépensent pas en frais d'uniformes, prière de verifier pour fatoumata Diallo n2 et corriger ou confirmer avec le QG. Le montant des frais de cantines ou de restauration pour l'année scolaire de fatoumata Diallo n2 est faible ou élevé. veuillez, s'il vous plait, confirmer ces informations avec le QG ou apporter les corrections nécessaires.</w:t>
       </w:r>
     </w:p>
     <w:p>
@@ -3288,7 +3288,7 @@
         <w:rPr>
           <w:sz w:val="20"/>
         </w:rPr>
-        <w:t>- Attention ! Le prix unitaire d'achat (150 Fcfa) de Gombo frais en Tas (Petit) est relativement élevé par rapport aux autres prix observés dans cette zone. Prière de corriger ou de confirmer avec le QG. Attention ! Le prix unitaire d'achat (200 Fcfa) de Choux en Morceau (Portion) (Moyen) est relativement élevé par rapport aux autres prix observés dans cette zone. Prière de corriger ou de confirmer avec le QG. Attention ! Le prix unitaire d'achat (50 Fcfa) de Feuilles de  Haricot en Tas (Moyen) est relativement faible par rapport aux autres prix observés dans cette zone. Prière de corriger ou de confirmer avec le QG. Attention ! Le prix unitaire d'achat (50 Fcfa) de Sel en Sachets (Moyen) est relativement faible par rapport aux autres prix observés dans cette zone. Prière de corriger ou de confirmer avec le QG. Avertissement!! La quantité (5 litre) du produit Huile de palme raffinée consommée  par le ménage semble très élevé, prière de corriger ou confirmer avec le QG. Avertissement!! le prix unitaire (150 Fcfa) de Thé en sachet (unité: Sachets) de taille Petit est très faible ou élevé. Prière de corriger ou de confirmer avec le QG. Avertissement!!! Le ménage a consommé 17 Pièce Petit de Capitaine frais, cette quantité semble anormale pour une consommation des 7 derniers jours.Prière de corriger ou de confirmer avec le QG. Avertissement!!!Le ménage a consommé 56 miche de Moyen de Pain moderne (Baguette)  ce qui semble incoherent pour une consommation aucours des 7 derniers jours, prière de verifier et corriger. Incohérence!! Dans ce ménage, chaque individus consomme par jour 9.47119 Kg  de cereale; Prière de revoir les quantités prises de ces produits.</w:t>
+        <w:t>- Attention ! Le prix unitaire d'achat (150 Fcfa) de Gombo frais en Tas (Petit) est relativement élevé par rapport aux autres prix observés dans cette zone. Prière de corriger ou de confirmer avec le QG. Attention ! Le prix unitaire d'achat (200 Fcfa) de Choux en Morceau (Portion) (Moyen) est relativement élevé par rapport aux autres prix observés dans cette zone. Prière de corriger ou de confirmer avec le QG. Attention ! Le prix unitaire d'achat (50 Fcfa) de Feuilles de  Haricot en Tas (Moyen) est relativement faible par rapport aux autres prix observés dans cette zone. Prière de corriger ou de confirmer avec le QG. Attention ! Le prix unitaire d'achat (50 Fcfa) de Sel en Sachets (Moyen) est relativement faible par rapport aux autres prix observés dans cette zone. Prière de corriger ou de confirmer avec le QG. Attention ! Le prix unitaire d'achat (700 Fcfa) de Pâte d'arachide en Sachets (Moyen) est relativement élevé par rapport aux autres prix observés dans cette zone. Prière de corriger ou de confirmer avec le QG. Avertissement!! La quantité (5 litre) du produit Huile de palme raffinée consommée  par le ménage semble très élevé, prière de corriger ou confirmer avec le QG. Avertissement!! le prix unitaire (150 Fcfa) de Thé en sachet (unité: Sachets) de taille Petit est très faible ou élevé. Prière de corriger ou de confirmer avec le QG. Avertissement!!! Le ménage a consommé 17 Pièce Petit de Capitaine frais, cette quantité semble anormale pour une consommation des 7 derniers jours.Prière de corriger ou de confirmer avec le QG. Avertissement!!!Le ménage a consommé 56 miche de Moyen de Pain moderne (Baguette)  ce qui semble incoherent pour une consommation aucours des 7 derniers jours, prière de verifier et corriger. Incohérence!! Dans ce ménage, chaque individus consomme par jour 17.95554 Kg  de cereale; Prière de revoir les quantités prises de ces produits.</w:t>
       </w:r>
     </w:p>
     <w:p>
@@ -3741,9 +3741,9 @@
         <w:rPr>
           <w:sz w:val="20"/>
         </w:rPr>
-        <w:t xml:space="preserve">- Incohérence ! seulement les écoles gouvermentales paient les cotisations (Gouvernement, communauté, ONG ou organisation humanitaire). veuillez, s'il vous plait, confirmer cette information de fatou kiné kane avec le QG ou apporter les corrections nécessaires. Attention ! Le frais de scolarité (81000 Fcfa) de fatou kiné kane en 1ére année de Secondaire 2 Général est relativement élevé par rapport aux autres frais de scolarités observés dans cette zone. Prière de corriger ou de confirmer avec le QG. </w:t>
+        <w:t xml:space="preserve">- Incohérence ! seulement les écoles gouvermentales paient les cotisations (Gouvernement, communauté, ONG ou organisation humanitaire). veuillez, s'il vous plait, confirmer cette information de fatou kiné kane avec le QG ou apporter les corrections nécessaires. </w:t>
         <w:br/>
-        <w:t xml:space="preserve">- Dans les milieux urbains c'est peu probable de voir une école dont les élèves ou étudiants ne dépensent pas en frais d'uniformes, prière de verifier pour raby kane et corriger ou confirmer avec le QG. </w:t>
+        <w:t xml:space="preserve">- Dans les milieux urbains c'est peu probable de voir une école dont les élèves ou étudiants ne dépensent pas en frais d'uniformes, prière de verifier pour raby kane et corriger ou confirmer avec le QG. Attention ! Le frais de scolarité (5000 Fcfa) de raby kane en 6ème année de Primaire est relativement élevé par rapport aux autres frais de scolarités observés dans cette zone. Prière de corriger ou de confirmer avec le QG. </w:t>
         <w:br/>
         <w:t xml:space="preserve">- Dans les milieux urbains c'est peu probable de voir une école dont les élèves ou étudiants ne dépensent pas en frais d'uniformes, prière de verifier pour soda kane et corriger ou confirmer avec le QG. </w:t>
         <w:br/>
@@ -3826,7 +3826,7 @@
         <w:rPr>
           <w:sz w:val="20"/>
         </w:rPr>
-        <w:t>- Attention ! Le prix unitaire d'achat (50 Fcfa) de Aubergine sauvage  en Pièce (Moyen) est relativement faible par rapport aux autres prix observés dans cette zone. Prière de corriger ou de confirmer avec le QG. Avertissement!! La quantité (3.25 litre) du produit Huile d'arachide raffinée consommée  par le ménage semble très élevé, prière de corriger ou confirmer avec le QG. Avertissement!!! Le ménage a consommé 4 Paquet Petit de Thé en sachet, cette quantité semble anormale pour une consommation des 7 derniers jours.Prière de corriger ou de confirmer avec le QG. Avertissement!! le prix unitaire (100 Fcfa) de Thé en sachet (unité: Paquet) de taille Petit est très faible ou élevé. Prière de corriger ou de confirmer avec le QG. Incohérence!! Dans ce ménage, chaque individus consomme par jour 20.22286 Kg  de cereale; Prière de revoir les quantités prises de ces produits. Incohérence!! Dans ce ménage, chaque individus consomme par jour 20.22286 Kg  de cereale; Prière de revoir les quantités prises de ces produits.</w:t>
+        <w:t>- Attention ! Le prix unitaire d'achat (100 Fcfa) de Arachides pilées en Sachets (Moyen) est relativement faible par rapport aux autres prix observés dans cette zone. Prière de corriger ou de confirmer avec le QG. Avertissement!! La quantité (3.25 litre) du produit Huile d'arachide raffinée consommée  par le ménage semble très élevé, prière de corriger ou confirmer avec le QG. Avertissement!!! Le ménage a consommé 4 Paquet Petit de Thé en sachet, cette quantité semble anormale pour une consommation des 7 derniers jours.Prière de corriger ou de confirmer avec le QG. Avertissement!! le prix unitaire (100 Fcfa) de Thé en sachet (unité: Paquet) de taille Petit est très faible ou élevé. Prière de corriger ou de confirmer avec le QG. Incohérence!! Dans ce ménage, chaque individus consomme par jour 32.79834 Kg  de cereale; Prière de revoir les quantités prises de ces produits. Incohérence!! Dans ce ménage, chaque individus consomme par jour 32.79834 Kg  de cereale; Prière de revoir les quantités prises de ces produits.</w:t>
       </w:r>
     </w:p>
     <w:p>
@@ -4321,7 +4321,7 @@
         <w:br/>
         <w:t xml:space="preserve">- Peu probable! BIRAME SOW  n'arrive pas  à comprendre un petit texte lu dans une langue locale (s02q03). Veuillez corriger ou donner des explications au QG. Peu probable! BIRAME SOW  ne sait ni lire, ni écrire, ni comprendre dans aucune des langues  (s02q01,s02q02,s02q03). Veuillez corriger ou donner des explications au QG. </w:t>
         <w:br/>
-        <w:t xml:space="preserve">- Peu probable! awa boury sow  n'arrive pas  à comprendre un petit texte lu dans une langue locale (s02q03). Veuillez corriger ou donner des explications au QG. Peu probable! awa boury sow  ne sait ni lire, ni écrire, ni comprendre dans aucune des langues  (s02q01,s02q02,s02q03). Veuillez corriger ou donner des explications au QG. Peu plausible awa boury sow fréquente au minimum le fondamental 1 mais ne sait ni lire ni comprendre la langue française, prière de corriger ou de confirmer avec le QG merci.  Incohérence ! le montant payé de awa boury sow pour les frais de scolarité est très faible. veuillez, s'il vous plait, confirmer ces informations avec le QG ou apporter les corrections nécessaires.  Incohérence ! seulement les écoles gouvermentales paient les cotisations (Gouvernement, communauté, ONG ou organisation humanitaire). veuillez, s'il vous plait, confirmer cette information de awa boury sow avec le QG ou apporter les corrections nécessaires. Le montant des frais pour les cahiers et autres matériels scolaires pour l'année scolaire de awa boury sow est de 0 FCFA, awa boury sow a fait comment pour payer ces cahiers et autres matériels scolaires (SAC, stylo, craie, ardoise, crayon...) ? prière de corriger. Dans les milieux urbains c'est peu probable de voir une école dont les élèves ou étudiants ne dépensent pas en frais d'uniformes, prière de verifier pour awa boury sow et corriger ou confirmer avec le QG. </w:t>
+        <w:t xml:space="preserve">- Peu probable! awa boury sow  n'arrive pas  à comprendre un petit texte lu dans une langue locale (s02q03). Veuillez corriger ou donner des explications au QG. Peu probable! awa boury sow  ne sait ni lire, ni écrire, ni comprendre dans aucune des langues  (s02q01,s02q02,s02q03). Veuillez corriger ou donner des explications au QG. Peu plausible awa boury sow fréquente au minimum le fondamental 1 mais ne sait ni lire ni comprendre la langue française, prière de corriger ou de confirmer avec le QG merci.  Incohérence ! le montant payé de awa boury sow pour les frais de scolarité est très faible. veuillez, s'il vous plait, confirmer ces informations avec le QG ou apporter les corrections nécessaires.  Incohérence ! seulement les écoles gouvermentales paient les cotisations (Gouvernement, communauté, ONG ou organisation humanitaire). veuillez, s'il vous plait, confirmer cette information de awa boury sow avec le QG ou apporter les corrections nécessaires. Le montant des frais pour les cahiers et autres matériels scolaires pour l'année scolaire de awa boury sow est de 0 FCFA, awa boury sow a fait comment pour payer ces cahiers et autres matériels scolaires (SAC, stylo, craie, ardoise, crayon...) ? prière de corriger. Dans les milieux urbains c'est peu probable de voir une école dont les élèves ou étudiants ne dépensent pas en frais d'uniformes, prière de verifier pour awa boury sow et corriger ou confirmer avec le QG. Attention ! Le frais de scolarité (10000 Fcfa) de awa boury sow en 1ére année de Primaire est relativement élevé par rapport aux autres frais de scolarités observés dans cette zone. Prière de corriger ou de confirmer avec le QG. </w:t>
         <w:br/>
         <w:t xml:space="preserve">- Peu probable! maelle sow  n'arrive pas  à comprendre un petit texte lu dans une langue locale (s02q03). Veuillez corriger ou donner des explications au QG. Avertissement!! maelle sow qui sait écrire en français doit pouvoir lire en français. </w:t>
         <w:br/>
@@ -4392,7 +4392,7 @@
         <w:rPr>
           <w:sz w:val="20"/>
         </w:rPr>
-        <w:t>- Avertissement!!! Le ménage a consommé 5 Paquet Petit de Thé en sachet, cette quantité semble anormale pour une consommation des 7 derniers jours.Prière de corriger ou de confirmer avec le QG. Avertissement!! le prix unitaire (100 Fcfa) de Thé en sachet (unité: Paquet) de taille Petit est très faible ou élevé. Prière de corriger ou de confirmer avec le QG. Incohérence!! Dans ce ménage, chaque individus consomme par jour 10.79082 Kg  de cereale; Prière de revoir les quantités prises de ces produits. Attention ! Le prix unitaire d'achat (600 Fcfa) de Riz importé parfumé en Kg (taille unique) est relativement élevé par rapport aux autres prix observés dans cette zone. Prière de corriger ou de confirmer avec le QG.</w:t>
+        <w:t>- Attention ! Le prix unitaire d'achat (50 Fcfa) de Courge en Morceau (Portion) (Moyen) est relativement faible par rapport aux autres prix observés dans cette zone. Prière de corriger ou de confirmer avec le QG. Avertissement!!! Le ménage a consommé 5 Paquet Petit de Thé en sachet, cette quantité semble anormale pour une consommation des 7 derniers jours.Prière de corriger ou de confirmer avec le QG. Avertissement!! le prix unitaire (100 Fcfa) de Thé en sachet (unité: Paquet) de taille Petit est très faible ou élevé. Prière de corriger ou de confirmer avec le QG. Incohérence!! Dans ce ménage, chaque individus consomme par jour 18.39531 Kg  de cereale; Prière de revoir les quantités prises de ces produits. Attention ! Le prix unitaire d'achat (600 Fcfa) de Riz importé parfumé en Kg (taille unique) est relativement élevé par rapport aux autres prix observés dans cette zone. Prière de corriger ou de confirmer avec le QG.</w:t>
       </w:r>
     </w:p>
     <w:p>
@@ -4966,7 +4966,7 @@
         <w:rPr>
           <w:sz w:val="20"/>
         </w:rPr>
-        <w:t>- Attention ! Le prix unitaire d'achat (150 Fcfa) de Arôme (Maggi, Jumbo, etc.) en Sachets industriel (Petit) est relativement élevé par rapport aux autres prix observés dans cette zone. Prière de corriger ou de confirmer avec le QG. Attention ! Le prix unitaire d'achat (400 Fcfa) de Oignon frais en Kg (taille unique) est relativement faible par rapport aux autres prix observés dans cette zone. Prière de corriger ou de confirmer avec le QG. Attention ! Le prix unitaire d'achat (50 Fcfa) de Escargots en Pièce (Moyen) est relativement faible par rapport aux autres prix observés dans cette zone. Prière de corriger ou de confirmer avec le QG. Attention ! Le prix unitaire d'achat (6000 Fcfa) de Huile de palme raffinée en Bidon 20l (taille unique) est relativement faible par rapport aux autres prix observés dans cette zone. Prière de corriger ou de confirmer avec le QG. Avertissement!! le prix unitaire (100 Fcfa) de Thé en sachet (unité: Sachets) de taille Petit est très faible ou élevé. Prière de corriger ou de confirmer avec le QG. Avertissement!!! Le ménage a consommé 1 Bidon 20l taille unique de Huile d'arachide raffinée, cette quantité semble anormale pour une consommation des 7 derniers jours, prière de verifier et corriger. Le ménage a consommé 1 Sac (25 Kg) taille unique de Sel, cette quantité semble anormale pour une consommation des 7 derniers jours. prière de verifier et corriger ou confirmer avec le QG. Le prix d'achat unitaire (1000 Fcfa) de Sel en Sac (25 Kg) de taille taille unique est très faible, prière de regarder les reponses prises dans les questions s07bq07a s07bq07b s07bq07c s07bq08 pour mieux corriger. Difficile de consommer le Sel en Sac (25 Kg) taille unique prière de verifier. Le ménage a consommé 1 Sac (50 Kg) taille unique de Riz importé parfumé, cette quantité semble anormale pour une consommation des 7 derniers jours. prière de verifier et corriger ou confirmer avec le QG.</w:t>
+        <w:t>- Attention ! Le prix unitaire d'achat (33.33333 Fcfa) de Autre légumes frais n.d.a. en Pièce (Petit) est relativement faible par rapport aux autres prix observés dans cette zone. Prière de corriger ou de confirmer avec le QG. Attention ! Le prix unitaire d'achat (50 Fcfa) de Escargots en Pièce (Moyen) est relativement faible par rapport aux autres prix observés dans cette zone. Prière de corriger ou de confirmer avec le QG. Attention ! Le prix unitaire d'achat (6000 Fcfa) de Huile de palme raffinée en Bidon 20l (taille unique) est relativement faible par rapport aux autres prix observés dans cette zone. Prière de corriger ou de confirmer avec le QG. Attention ! Soupçons de quantité anormale! Le ménage de MAIMOUNA DIALLO avec une taille de 9 personnes a consommé 5 Kg en taille unique de Oignon frais qui est relativement élevé comme consommation par rapport à la condition de vie des autres ménages de même taille dans cette zone. Prière de corriger ou de confirmer avec le QG. Avertissement!! le prix unitaire (100 Fcfa) de Thé en sachet (unité: Sachets) de taille Petit est très faible ou élevé. Prière de corriger ou de confirmer avec le QG. Avertissement!!! Le ménage a consommé 1 Bidon 20l taille unique de Huile d'arachide raffinée, cette quantité semble anormale pour une consommation des 7 derniers jours, prière de verifier et corriger. Le ménage a consommé 1 Sac (25 Kg) taille unique de Sel, cette quantité semble anormale pour une consommation des 7 derniers jours. prière de verifier et corriger ou confirmer avec le QG. Le prix d'achat unitaire (1000 Fcfa) de Sel en Sac (25 Kg) de taille taille unique est très faible, prière de regarder les reponses prises dans les questions s07bq07a s07bq07b s07bq07c s07bq08 pour mieux corriger. Difficile de consommer le Sel en Sac (25 Kg) taille unique prière de verifier. Le ménage a consommé 1 Sac (50 Kg) taille unique de Riz importé parfumé, cette quantité semble anormale pour une consommation des 7 derniers jours. prière de verifier et corriger ou confirmer avec le QG.</w:t>
       </w:r>
     </w:p>
     <w:p>
@@ -5636,7 +5636,7 @@
         <w:br/>
         <w:t xml:space="preserve">- Le prix de revente de l'article  Bonbonne de gaz ne doit pas être égal 0 même si le ménage l'a reçu en cadeau prière de leurs aider à faire une estimations. </w:t>
         <w:br/>
-        <w:t xml:space="preserve">- Le prix de revente de l'article  Lit ne doit pas être égal 0 même si le ménage l'a reçu en cadeau prière de leurs aider à faire une estimations. </w:t>
+        <w:t xml:space="preserve">- Le prix de revente de l'article  Lit ne doit pas être égal 0 même si le ménage l'a reçu en cadeau prière de leurs aider à faire une estimations. Attention ! Lit a été achété à 500000 Fcfa est relativement élevé par rapport aux autres prix d'achat observés dans cette zone. Prière de corriger ou de confirmer avec le QG. </w:t>
         <w:br/>
         <w:t xml:space="preserve">- Le prix de revente de l'article  Matelas simple ne doit pas être égal 0 même si le ménage l'a reçu en cadeau prière de leurs aider à faire une estimations. </w:t>
         <w:br/>
@@ -6205,7 +6205,7 @@
         <w:rPr>
           <w:sz w:val="20"/>
         </w:rPr>
-        <w:t>- Attention ! Le prix unitaire d'achat (25 Fcfa) de Ail en Sachets (Petit) est relativement faible par rapport aux autres prix observés dans cette zone. Prière de corriger ou de confirmer avec le QG. Attention ! Le prix unitaire d'achat (25 Fcfa) de Aubergine sauvage  en Pièce (Petit) est relativement faible par rapport aux autres prix observés dans cette zone. Prière de corriger ou de confirmer avec le QG. Attention ! Le prix unitaire d'achat (25 Fcfa) de Poivre en Sachets (Petit) est relativement faible par rapport aux autres prix observés dans cette zone. Prière de corriger ou de confirmer avec le QG. Attention ! Le prix unitaire d'achat (25 Fcfa) de Poivron frais en Pièce (Petit) est relativement faible par rapport aux autres prix observés dans cette zone. Prière de corriger ou de confirmer avec le QG. Attention ! Le prix unitaire d'achat (25 Fcfa) de Soumbala (moutarde africaine) en Sachets (Petit) est relativement faible par rapport aux autres prix observés dans cette zone. Prière de corriger ou de confirmer avec le QG. Attention ! Le prix unitaire d'achat (58.33333 Fcfa) de Pain moderne (Baguette) en miche (Moyen) est relativement faible par rapport aux autres prix observés dans cette zone. Prière de corriger ou de confirmer avec le QG. Incohérence!! Dans ce ménage, chaque individus consomme par jour 14.46071 Kg  de cereale; Prière de revoir les quantités prises de ces produits. Incohérence!! Dans ce ménage, chaque individus consomme par jour 14.46071 Kg  de cereale; Prière de revoir les quantités prises de ces produits. Incohérence!! Dans ce ménage, chaque individus consomme par jour 14.46071 Kg  de cereale; Prière de revoir les quantités prises de ces produits. Le prix d'achat unitaire (200 Fcfa) de Mil en Kg de taille  taille unique  est très faible, prière de regarder les reponses prises dans les questions s07bq07a s07bq07b s07bq07c s07bq08 pour mieux corriger.</w:t>
+        <w:t>- Attention ! Le prix unitaire d'achat (25 Fcfa) de Ail en Sachets (Petit) est relativement faible par rapport aux autres prix observés dans cette zone. Prière de corriger ou de confirmer avec le QG. Attention ! Le prix unitaire d'achat (25 Fcfa) de Aubergine sauvage  en Pièce (Petit) est relativement faible par rapport aux autres prix observés dans cette zone. Prière de corriger ou de confirmer avec le QG. Attention ! Le prix unitaire d'achat (25 Fcfa) de Poivre en Sachets (Petit) est relativement faible par rapport aux autres prix observés dans cette zone. Prière de corriger ou de confirmer avec le QG. Attention ! Le prix unitaire d'achat (25 Fcfa) de Poivron frais en Pièce (Petit) est relativement faible par rapport aux autres prix observés dans cette zone. Prière de corriger ou de confirmer avec le QG. Attention ! Le prix unitaire d'achat (25 Fcfa) de Soumbala (moutarde africaine) en Sachets (Petit) est relativement faible par rapport aux autres prix observés dans cette zone. Prière de corriger ou de confirmer avec le QG. Attention ! Le prix unitaire d'achat (58.33333 Fcfa) de Pain moderne (Baguette) en miche (Moyen) est relativement faible par rapport aux autres prix observés dans cette zone. Prière de corriger ou de confirmer avec le QG. Incohérence!! Dans ce ménage, chaque individus consomme par jour 26.63775 Kg  de cereale; Prière de revoir les quantités prises de ces produits. Incohérence!! Dans ce ménage, chaque individus consomme par jour 26.63775 Kg  de cereale; Prière de revoir les quantités prises de ces produits. Incohérence!! Dans ce ménage, chaque individus consomme par jour 26.63775 Kg  de cereale; Prière de revoir les quantités prises de ces produits. Le prix d'achat unitaire (200 Fcfa) de Mil en Kg de taille  taille unique  est très faible, prière de regarder les reponses prises dans les questions s07bq07a s07bq07b s07bq07c s07bq08 pour mieux corriger.</w:t>
       </w:r>
     </w:p>
     <w:p>
@@ -6752,7 +6752,7 @@
         <w:rPr>
           <w:sz w:val="20"/>
         </w:rPr>
-        <w:t>- Attention ! Le prix unitaire d'achat (125 Fcfa) de Concentré de tomate en Sachets industriel (Moyen) est relativement élevé par rapport aux autres prix observés dans cette zone. Prière de corriger ou de confirmer avec le QG. Attention ! Le prix unitaire d'achat (1500 Fcfa) de Lait en poudre en Sachets (Moyen) est relativement élevé par rapport aux autres prix observés dans cette zone. Prière de corriger ou de confirmer avec le QG. Attention ! Le prix unitaire d'achat (250 Fcfa) de Pomme de terre en Sachets (Petit) est relativement élevé par rapport aux autres prix observés dans cette zone. Prière de corriger ou de confirmer avec le QG. Avertissement!! le prix unitaire (150 Fcfa) de Thé en sachet (unité: Sachets) de taille Petit est très faible ou élevé. Prière de corriger ou de confirmer avec le QG. Avertissement!!! Le ménage a consommé 8 Pièce Petit de Capitaine frais, cette quantité semble anormale pour une consommation des 7 derniers jours.Prière de corriger ou de confirmer avec le QG. Avertissement!!! Le ménage a consommé 8 Pièce Petit de Poisson frais type 9, cette quantité semble anormale pour une consommation des 7 derniers jours.Prière de corriger ou de confirmer avec le QG. Difficile de consommer le Sel en Sac (5 Kg) taille unique prière de verifier. Incohérence!! Dans ce ménage, chaque individus consomme par jour 8.147322 Kg  de cereale; Prière de revoir les quantités prises de ces produits.</w:t>
+        <w:t>- Attention ! Le prix unitaire d'achat (1500 Fcfa) de Lait en poudre en Sachets (Moyen) est relativement élevé par rapport aux autres prix observés dans cette zone. Prière de corriger ou de confirmer avec le QG. Attention ! Le prix unitaire d'achat (250 Fcfa) de Pomme de terre en Sachets (Petit) est relativement élevé par rapport aux autres prix observés dans cette zone. Prière de corriger ou de confirmer avec le QG. Avertissement!! le prix unitaire (150 Fcfa) de Thé en sachet (unité: Sachets) de taille Petit est très faible ou élevé. Prière de corriger ou de confirmer avec le QG. Avertissement!!! Le ménage a consommé 8 Pièce Petit de Capitaine frais, cette quantité semble anormale pour une consommation des 7 derniers jours.Prière de corriger ou de confirmer avec le QG. Avertissement!!! Le ménage a consommé 8 Pièce Petit de Poisson frais type 9, cette quantité semble anormale pour une consommation des 7 derniers jours.Prière de corriger ou de confirmer avec le QG. Difficile de consommer le Sel en Sac (5 Kg) taille unique prière de verifier. Incohérence!! Dans ce ménage, chaque individus consomme par jour 13.62321 Kg  de cereale; Prière de revoir les quantités prises de ces produits.</w:t>
       </w:r>
     </w:p>
     <w:p>
@@ -7218,7 +7218,7 @@
         <w:br/>
         <w:t xml:space="preserve">- Peu probable! elhadji mouhamed mbengue  n'arrive pas  à comprendre un petit texte lu dans une langue locale (s02q03). Veuillez corriger ou donner des explications au QG. Dans les milieux urbains c'est peu probable de voir une école dont les élèves ou étudiants ne dépensent pas en frais d'uniformes, prière de verifier pour elhadji mouhamed mbengue et corriger ou confirmer avec le QG. </w:t>
         <w:br/>
-        <w:t>- Peu probable! ibrahima mbengue  n'arrive pas  à comprendre un petit texte lu dans une langue locale (s02q03). Veuillez corriger ou donner des explications au QG. Peu probable! ibrahima mbengue  ne sait ni lire, ni écrire, ni comprendre dans aucune des langues  (s02q01,s02q02,s02q03). Veuillez corriger ou donner des explications au QG. Peu plausible ibrahima mbengue fréquente au minimum le fondamental 1 mais ne sait ni lire ni comprendre la langue française, prière de corriger ou de confirmer avec le QG merci.  Incohérence ! le montant payé de ibrahima mbengue pour les frais de scolarité est très faible. veuillez, s'il vous plait, confirmer ces informations avec le QG ou apporter les corrections nécessaires.  Incohérence ! seulement les écoles gouvermentales paient les cotisations (Gouvernement, communauté, ONG ou organisation humanitaire). veuillez, s'il vous plait, confirmer cette information de ibrahima mbengue avec le QG ou apporter les corrections nécessaires. Dans les milieux urbains c'est peu probable de voir une école dont les élèves ou étudiants ne dépensent pas en frais d'uniformes, prière de verifier pour ibrahima mbengue et corriger ou confirmer avec le QG.</w:t>
+        <w:t>- Peu probable! ibrahima mbengue  n'arrive pas  à comprendre un petit texte lu dans une langue locale (s02q03). Veuillez corriger ou donner des explications au QG. Peu probable! ibrahima mbengue  ne sait ni lire, ni écrire, ni comprendre dans aucune des langues  (s02q01,s02q02,s02q03). Veuillez corriger ou donner des explications au QG. Peu plausible ibrahima mbengue fréquente au minimum le fondamental 1 mais ne sait ni lire ni comprendre la langue française, prière de corriger ou de confirmer avec le QG merci.  Incohérence ! le montant payé de ibrahima mbengue pour les frais de scolarité est très faible. veuillez, s'il vous plait, confirmer ces informations avec le QG ou apporter les corrections nécessaires.  Incohérence ! seulement les écoles gouvermentales paient les cotisations (Gouvernement, communauté, ONG ou organisation humanitaire). veuillez, s'il vous plait, confirmer cette information de ibrahima mbengue avec le QG ou apporter les corrections nécessaires. Dans les milieux urbains c'est peu probable de voir une école dont les élèves ou étudiants ne dépensent pas en frais d'uniformes, prière de verifier pour ibrahima mbengue et corriger ou confirmer avec le QG. Attention ! Le frais de scolarité (11000 Fcfa) de ibrahima mbengue en 1ére année de Primaire est relativement élevé par rapport aux autres frais de scolarités observés dans cette zone. Prière de corriger ou de confirmer avec le QG.</w:t>
       </w:r>
     </w:p>
     <w:p>
@@ -7302,7 +7302,7 @@
         <w:rPr>
           <w:sz w:val="20"/>
         </w:rPr>
-        <w:t>- Attention ! Le prix unitaire d'achat (1000 Fcfa) de Pomme de terre en Kg (taille unique) est relativement élevé par rapport aux autres prix observés dans cette zone. Prière de corriger ou de confirmer avec le QG. Attention ! Le prix unitaire d'achat (1200 Fcfa) de Huile d'arachide raffinée en Litre (taille unique) est relativement élevé par rapport aux autres prix observés dans cette zone. Prière de corriger ou de confirmer avec le QG. Attention ! Le prix unitaire d'achat (25 Fcfa) de Soumbala (moutarde africaine) en Sachets (Petit) est relativement faible par rapport aux autres prix observés dans cette zone. Prière de corriger ou de confirmer avec le QG. Attention ! Le prix unitaire d'achat (25 Fcfa) de Vinaigre de vin en Verre ( à thé) (taille unique) est relativement faible par rapport aux autres prix observés dans cette zone. Prière de corriger ou de confirmer avec le QG. Attention ! Le prix unitaire d'achat (50 Fcfa) de Cube alimentaire (Maggi, Jumbo, ) en Cube (Petit) est relativement élevé par rapport aux autres prix observés dans cette zone. Prière de corriger ou de confirmer avec le QG. Attention ! Le prix unitaire d'achat (600 Fcfa) de Oignon frais en Kg (taille unique) est relativement élevé par rapport aux autres prix observés dans cette zone. Prière de corriger ou de confirmer avec le QG. Avertissement!!! Le ménage a consommé 14 Pièce Petit de Caramel, bonbons, confiseries, etc., cette quantité semble anormale pour une consommation des 7 derniers jours.Prière de corriger ou de confirmer avec le QG. Incohérence!! Dans ce ménage, chaque individus consomme par jour 53.47571 Kg  de cereale; Prière de revoir les quantités prises de ces produits. Attention ! Le prix unitaire d'achat (550 Fcfa) de Riz importé parfumé en Kg (taille unique) est relativement élevé par rapport aux autres prix observés dans cette zone. Prière de corriger ou de confirmer avec le QG.</w:t>
+        <w:t>- Attention ! Le prix unitaire d'achat (1200 Fcfa) de Huile d'arachide raffinée en Litre (taille unique) est relativement élevé par rapport aux autres prix observés dans cette zone. Prière de corriger ou de confirmer avec le QG. Attention ! Le prix unitaire d'achat (25 Fcfa) de Soumbala (moutarde africaine) en Sachets (Petit) est relativement faible par rapport aux autres prix observés dans cette zone. Prière de corriger ou de confirmer avec le QG. Attention ! Le prix unitaire d'achat (25 Fcfa) de Vinaigre de vin en Verre ( à thé) (taille unique) est relativement faible par rapport aux autres prix observés dans cette zone. Prière de corriger ou de confirmer avec le QG. Attention ! Le prix unitaire d'achat (50 Fcfa) de Courge en Morceau (Portion) (Moyen) est relativement faible par rapport aux autres prix observés dans cette zone. Prière de corriger ou de confirmer avec le QG. Attention ! Le prix unitaire d'achat (50 Fcfa) de Cube alimentaire (Maggi, Jumbo, ) en Cube (Petit) est relativement élevé par rapport aux autres prix observés dans cette zone. Prière de corriger ou de confirmer avec le QG. Avertissement!!! Le ménage a consommé 14 Pièce Petit de Caramel, bonbons, confiseries, etc., cette quantité semble anormale pour une consommation des 7 derniers jours.Prière de corriger ou de confirmer avec le QG. Incohérence!! Dans ce ménage, chaque individus consomme par jour 95.28143 Kg  de cereale; Prière de revoir les quantités prises de ces produits. Attention ! Le prix unitaire d'achat (550 Fcfa) de Riz importé parfumé en Kg (taille unique) est relativement élevé par rapport aux autres prix observés dans cette zone. Prière de corriger ou de confirmer avec le QG.</w:t>
       </w:r>
     </w:p>
     <w:p>
